--- a/LAB_3/lab3.docx
+++ b/LAB_3/lab3.docx
@@ -578,7 +578,6 @@
           <w:color w:val="000000" w:themeColor="text1"/>
           <w:szCs w:val="24"/>
         </w:rPr>
-        <w:lastRenderedPageBreak/>
         <w:t xml:space="preserve">Operational Characteristics: </w:t>
       </w:r>
       <w:r>
@@ -815,7 +814,6 @@
           <w:sz w:val="24"/>
           <w:szCs w:val="24"/>
         </w:rPr>
-        <w:lastRenderedPageBreak/>
         <w:t>Gateway: Network Access Point</w:t>
       </w:r>
     </w:p>
@@ -1058,15 +1056,7 @@
                 <w:color w:val="000000" w:themeColor="text1"/>
                 <w:szCs w:val="24"/>
               </w:rPr>
-              <w:t>Utsav-</w:t>
-            </w:r>
-            <w:r>
-              <w:rPr>
-                <w:rFonts w:ascii="Times New Roman" w:hAnsi="Times New Roman" w:cs="Times New Roman"/>
-                <w:color w:val="000000" w:themeColor="text1"/>
-                <w:szCs w:val="24"/>
-              </w:rPr>
-              <w:t>PC0</w:t>
+              <w:t>Utsav-PC0</w:t>
             </w:r>
           </w:p>
         </w:tc>
@@ -1167,15 +1157,7 @@
                 <w:color w:val="000000" w:themeColor="text1"/>
                 <w:szCs w:val="24"/>
               </w:rPr>
-              <w:t>Utsav-</w:t>
-            </w:r>
-            <w:r>
-              <w:rPr>
-                <w:rFonts w:ascii="Times New Roman" w:hAnsi="Times New Roman" w:cs="Times New Roman"/>
-                <w:color w:val="000000" w:themeColor="text1"/>
-                <w:szCs w:val="24"/>
-              </w:rPr>
-              <w:t>PC1</w:t>
+              <w:t>Utsav-PC1</w:t>
             </w:r>
           </w:p>
         </w:tc>
@@ -1276,15 +1258,7 @@
                 <w:color w:val="000000" w:themeColor="text1"/>
                 <w:szCs w:val="24"/>
               </w:rPr>
-              <w:t>Utsav-</w:t>
-            </w:r>
-            <w:r>
-              <w:rPr>
-                <w:rFonts w:ascii="Times New Roman" w:hAnsi="Times New Roman" w:cs="Times New Roman"/>
-                <w:color w:val="000000" w:themeColor="text1"/>
-                <w:szCs w:val="24"/>
-              </w:rPr>
-              <w:t xml:space="preserve">PC2 </w:t>
+              <w:t xml:space="preserve">Utsav-PC2 </w:t>
             </w:r>
           </w:p>
         </w:tc>
@@ -1385,15 +1359,7 @@
                 <w:color w:val="000000" w:themeColor="text1"/>
                 <w:szCs w:val="24"/>
               </w:rPr>
-              <w:t>Utsav-</w:t>
-            </w:r>
-            <w:r>
-              <w:rPr>
-                <w:rFonts w:ascii="Times New Roman" w:hAnsi="Times New Roman" w:cs="Times New Roman"/>
-                <w:color w:val="000000" w:themeColor="text1"/>
-                <w:szCs w:val="24"/>
-              </w:rPr>
-              <w:t>PC3</w:t>
+              <w:t>Utsav-PC3</w:t>
             </w:r>
           </w:p>
         </w:tc>
@@ -1511,6 +1477,7 @@
       <w:r>
         <w:rPr>
           <w:rFonts w:ascii="Times New Roman" w:hAnsi="Times New Roman" w:cs="Times New Roman"/>
+          <w:noProof/>
           <w:color w:val="000000" w:themeColor="text1"/>
           <w:szCs w:val="24"/>
         </w:rPr>
@@ -1575,6 +1542,7 @@
       <w:r>
         <w:rPr>
           <w:rFonts w:ascii="Times New Roman" w:hAnsi="Times New Roman" w:cs="Times New Roman"/>
+          <w:noProof/>
           <w:color w:val="000000" w:themeColor="text1"/>
           <w:szCs w:val="24"/>
         </w:rPr>
@@ -1699,10 +1667,18 @@
           <w:szCs w:val="24"/>
         </w:rPr>
         <w:drawing>
-          <wp:inline distT="0" distB="0" distL="0" distR="0" wp14:anchorId="4FC8A0A3" wp14:editId="5F83BA5E">
-            <wp:extent cx="2385552" cy="2147776"/>
-            <wp:effectExtent l="0" t="0" r="0" b="5080"/>
-            <wp:docPr id="1692266440" name="Picture 1"/>
+          <wp:anchor distT="0" distB="0" distL="114300" distR="114300" simplePos="0" relativeHeight="251659264" behindDoc="0" locked="0" layoutInCell="1" allowOverlap="1" wp14:anchorId="44EA9825" wp14:editId="52920A21">
+            <wp:simplePos x="0" y="0"/>
+            <wp:positionH relativeFrom="column">
+              <wp:posOffset>3209925</wp:posOffset>
+            </wp:positionH>
+            <wp:positionV relativeFrom="paragraph">
+              <wp:posOffset>27305</wp:posOffset>
+            </wp:positionV>
+            <wp:extent cx="3167380" cy="2061845"/>
+            <wp:effectExtent l="0" t="0" r="0" b="0"/>
+            <wp:wrapSquare wrapText="bothSides"/>
+            <wp:docPr id="251832457" name="Picture 2"/>
             <wp:cNvGraphicFramePr>
               <a:graphicFrameLocks xmlns:a="http://schemas.openxmlformats.org/drawingml/2006/main" noChangeAspect="1"/>
             </wp:cNvGraphicFramePr>
@@ -1710,36 +1686,63 @@
               <a:graphicData uri="http://schemas.openxmlformats.org/drawingml/2006/picture">
                 <pic:pic xmlns:pic="http://schemas.openxmlformats.org/drawingml/2006/picture">
                   <pic:nvPicPr>
-                    <pic:cNvPr id="0" name="Picture 1"/>
-                    <pic:cNvPicPr>
-                      <a:picLocks noChangeAspect="1" noChangeArrowheads="1"/>
-                    </pic:cNvPicPr>
+                    <pic:cNvPr id="251832457" name="Picture 251832457"/>
+                    <pic:cNvPicPr/>
                   </pic:nvPicPr>
                   <pic:blipFill>
-                    <a:blip r:embed="rId12">
-                      <a:extLst>
-                        <a:ext uri="{28A0092B-C50C-407E-A947-70E740481C1C}">
-                          <a14:useLocalDpi xmlns:a14="http://schemas.microsoft.com/office/drawing/2010/main" val="0"/>
-                        </a:ext>
-                      </a:extLst>
-                    </a:blip>
-                    <a:srcRect/>
+                    <a:blip r:embed="rId12"/>
                     <a:stretch>
                       <a:fillRect/>
                     </a:stretch>
                   </pic:blipFill>
-                  <pic:spPr bwMode="auto">
+                  <pic:spPr>
                     <a:xfrm>
                       <a:off x="0" y="0"/>
-                      <a:ext cx="2412986" cy="2172475"/>
+                      <a:ext cx="3167380" cy="2061845"/>
                     </a:xfrm>
                     <a:prstGeom prst="rect">
                       <a:avLst/>
                     </a:prstGeom>
-                    <a:noFill/>
-                    <a:ln>
-                      <a:noFill/>
-                    </a:ln>
+                  </pic:spPr>
+                </pic:pic>
+              </a:graphicData>
+            </a:graphic>
+          </wp:anchor>
+        </w:drawing>
+      </w:r>
+      <w:r>
+        <w:rPr>
+          <w:szCs w:val="24"/>
+        </w:rPr>
+        <w:drawing>
+          <wp:inline distT="0" distB="0" distL="0" distR="0" wp14:anchorId="7E243074" wp14:editId="62847562">
+            <wp:extent cx="2946495" cy="2047875"/>
+            <wp:effectExtent l="0" t="0" r="6350" b="0"/>
+            <wp:docPr id="582775981" name="Picture 1"/>
+            <wp:cNvGraphicFramePr>
+              <a:graphicFrameLocks xmlns:a="http://schemas.openxmlformats.org/drawingml/2006/main" noChangeAspect="1"/>
+            </wp:cNvGraphicFramePr>
+            <a:graphic xmlns:a="http://schemas.openxmlformats.org/drawingml/2006/main">
+              <a:graphicData uri="http://schemas.openxmlformats.org/drawingml/2006/picture">
+                <pic:pic xmlns:pic="http://schemas.openxmlformats.org/drawingml/2006/picture">
+                  <pic:nvPicPr>
+                    <pic:cNvPr id="582775981" name=""/>
+                    <pic:cNvPicPr/>
+                  </pic:nvPicPr>
+                  <pic:blipFill>
+                    <a:blip r:embed="rId13"/>
+                    <a:stretch>
+                      <a:fillRect/>
+                    </a:stretch>
+                  </pic:blipFill>
+                  <pic:spPr>
+                    <a:xfrm>
+                      <a:off x="0" y="0"/>
+                      <a:ext cx="2955055" cy="2053825"/>
+                    </a:xfrm>
+                    <a:prstGeom prst="rect">
+                      <a:avLst/>
+                    </a:prstGeom>
                   </pic:spPr>
                 </pic:pic>
               </a:graphicData>
@@ -1747,6 +1750,22 @@
           </wp:inline>
         </w:drawing>
       </w:r>
+    </w:p>
+    <w:p>
+      <w:pPr>
+        <w:jc w:val="both"/>
+        <w:rPr>
+          <w:szCs w:val="24"/>
+        </w:rPr>
+      </w:pPr>
+    </w:p>
+    <w:p>
+      <w:pPr>
+        <w:jc w:val="both"/>
+        <w:rPr>
+          <w:szCs w:val="24"/>
+        </w:rPr>
+      </w:pPr>
     </w:p>
     <w:tbl>
       <w:tblPr>
@@ -1885,23 +1904,7 @@
                 <w:color w:val="000000" w:themeColor="text1"/>
                 <w:szCs w:val="24"/>
               </w:rPr>
-              <w:t>Utsav-</w:t>
-            </w:r>
-            <w:r>
-              <w:rPr>
-                <w:rFonts w:ascii="Times New Roman" w:hAnsi="Times New Roman" w:cs="Times New Roman"/>
-                <w:color w:val="000000" w:themeColor="text1"/>
-                <w:szCs w:val="24"/>
-              </w:rPr>
-              <w:t>PC</w:t>
-            </w:r>
-            <w:r>
-              <w:rPr>
-                <w:rFonts w:ascii="Times New Roman" w:hAnsi="Times New Roman" w:cs="Times New Roman"/>
-                <w:color w:val="000000" w:themeColor="text1"/>
-                <w:szCs w:val="24"/>
-              </w:rPr>
-              <w:t>0</w:t>
+              <w:t>Utsav-PC0</w:t>
             </w:r>
           </w:p>
         </w:tc>
@@ -2002,23 +2005,7 @@
                 <w:color w:val="000000" w:themeColor="text1"/>
                 <w:szCs w:val="24"/>
               </w:rPr>
-              <w:t>Utsav-</w:t>
-            </w:r>
-            <w:r>
-              <w:rPr>
-                <w:rFonts w:ascii="Times New Roman" w:hAnsi="Times New Roman" w:cs="Times New Roman"/>
-                <w:color w:val="000000" w:themeColor="text1"/>
-                <w:szCs w:val="24"/>
-              </w:rPr>
-              <w:t>PC</w:t>
-            </w:r>
-            <w:r>
-              <w:rPr>
-                <w:rFonts w:ascii="Times New Roman" w:hAnsi="Times New Roman" w:cs="Times New Roman"/>
-                <w:color w:val="000000" w:themeColor="text1"/>
-                <w:szCs w:val="24"/>
-              </w:rPr>
-              <w:t>1</w:t>
+              <w:t>Utsav-PC1</w:t>
             </w:r>
           </w:p>
         </w:tc>
@@ -2119,23 +2106,7 @@
                 <w:color w:val="000000" w:themeColor="text1"/>
                 <w:szCs w:val="24"/>
               </w:rPr>
-              <w:t>Utsav-</w:t>
-            </w:r>
-            <w:r>
-              <w:rPr>
-                <w:rFonts w:ascii="Times New Roman" w:hAnsi="Times New Roman" w:cs="Times New Roman"/>
-                <w:color w:val="000000" w:themeColor="text1"/>
-                <w:szCs w:val="24"/>
-              </w:rPr>
-              <w:t>PC</w:t>
-            </w:r>
-            <w:r>
-              <w:rPr>
-                <w:rFonts w:ascii="Times New Roman" w:hAnsi="Times New Roman" w:cs="Times New Roman"/>
-                <w:color w:val="000000" w:themeColor="text1"/>
-                <w:szCs w:val="24"/>
-              </w:rPr>
-              <w:t>2</w:t>
+              <w:t>Utsav-PC2</w:t>
             </w:r>
           </w:p>
         </w:tc>
@@ -2236,23 +2207,7 @@
                 <w:color w:val="000000" w:themeColor="text1"/>
                 <w:szCs w:val="24"/>
               </w:rPr>
-              <w:t>Utsav-</w:t>
-            </w:r>
-            <w:r>
-              <w:rPr>
-                <w:rFonts w:ascii="Times New Roman" w:hAnsi="Times New Roman" w:cs="Times New Roman"/>
-                <w:color w:val="000000" w:themeColor="text1"/>
-                <w:szCs w:val="24"/>
-              </w:rPr>
-              <w:t>PC</w:t>
-            </w:r>
-            <w:r>
-              <w:rPr>
-                <w:rFonts w:ascii="Times New Roman" w:hAnsi="Times New Roman" w:cs="Times New Roman"/>
-                <w:color w:val="000000" w:themeColor="text1"/>
-                <w:szCs w:val="24"/>
-              </w:rPr>
-              <w:t>3</w:t>
+              <w:t>Utsav-PC3</w:t>
             </w:r>
           </w:p>
         </w:tc>
@@ -2404,7 +2359,6 @@
           <w:sz w:val="24"/>
           <w:szCs w:val="24"/>
         </w:rPr>
-        <w:lastRenderedPageBreak/>
         <w:t>3. Router Implementation</w:t>
       </w:r>
     </w:p>
@@ -2426,9 +2380,9 @@
           <w:szCs w:val="24"/>
         </w:rPr>
         <w:drawing>
-          <wp:inline distT="0" distB="0" distL="0" distR="0" wp14:anchorId="10CE6057" wp14:editId="295E2BD7">
-            <wp:extent cx="4834089" cy="2913321"/>
-            <wp:effectExtent l="0" t="0" r="5080" b="1905"/>
+          <wp:inline distT="0" distB="0" distL="0" distR="0" wp14:anchorId="10CE6057" wp14:editId="58F8B98B">
+            <wp:extent cx="4832411" cy="2199736"/>
+            <wp:effectExtent l="0" t="0" r="6350" b="0"/>
             <wp:docPr id="1876724345" name="Picture 2"/>
             <wp:cNvGraphicFramePr>
               <a:graphicFrameLocks xmlns:a="http://schemas.openxmlformats.org/drawingml/2006/main" noChangeAspect="1"/>
@@ -2442,15 +2396,15 @@
                       <a:picLocks noChangeAspect="1" noChangeArrowheads="1"/>
                     </pic:cNvPicPr>
                   </pic:nvPicPr>
-                  <pic:blipFill>
-                    <a:blip r:embed="rId13">
+                  <pic:blipFill rotWithShape="1">
+                    <a:blip r:embed="rId14">
                       <a:extLst>
                         <a:ext uri="{28A0092B-C50C-407E-A947-70E740481C1C}">
                           <a14:useLocalDpi xmlns:a14="http://schemas.microsoft.com/office/drawing/2010/main" val="0"/>
                         </a:ext>
                       </a:extLst>
                     </a:blip>
-                    <a:srcRect/>
+                    <a:srcRect t="11846" b="12621"/>
                     <a:stretch>
                       <a:fillRect/>
                     </a:stretch>
@@ -2458,7 +2412,7 @@
                   <pic:spPr bwMode="auto">
                     <a:xfrm>
                       <a:off x="0" y="0"/>
-                      <a:ext cx="4947233" cy="2981508"/>
+                      <a:ext cx="4947233" cy="2252003"/>
                     </a:xfrm>
                     <a:prstGeom prst="rect">
                       <a:avLst/>
@@ -2467,6 +2421,11 @@
                     <a:ln>
                       <a:noFill/>
                     </a:ln>
+                    <a:extLst>
+                      <a:ext uri="{53640926-AAD7-44D8-BBD7-CCE9431645EC}">
+                        <a14:shadowObscured xmlns:a14="http://schemas.microsoft.com/office/drawing/2010/main"/>
+                      </a:ext>
+                    </a:extLst>
                   </pic:spPr>
                 </pic:pic>
               </a:graphicData>
@@ -2475,6 +2434,56 @@
         </w:drawing>
       </w:r>
     </w:p>
+    <w:p/>
+    <w:p>
+      <w:r>
+        <w:drawing>
+          <wp:inline distT="0" distB="0" distL="0" distR="0" wp14:anchorId="4B9F73DF" wp14:editId="4D6ED433">
+            <wp:extent cx="5277869" cy="2070100"/>
+            <wp:effectExtent l="0" t="0" r="0" b="6350"/>
+            <wp:docPr id="20767092" name="Picture 1"/>
+            <wp:cNvGraphicFramePr>
+              <a:graphicFrameLocks xmlns:a="http://schemas.openxmlformats.org/drawingml/2006/main" noChangeAspect="1"/>
+            </wp:cNvGraphicFramePr>
+            <a:graphic xmlns:a="http://schemas.openxmlformats.org/drawingml/2006/main">
+              <a:graphicData uri="http://schemas.openxmlformats.org/drawingml/2006/picture">
+                <pic:pic xmlns:pic="http://schemas.openxmlformats.org/drawingml/2006/picture">
+                  <pic:nvPicPr>
+                    <pic:cNvPr id="20767092" name=""/>
+                    <pic:cNvPicPr/>
+                  </pic:nvPicPr>
+                  <pic:blipFill rotWithShape="1">
+                    <a:blip r:embed="rId15"/>
+                    <a:srcRect l="3774" t="8233" b="5841"/>
+                    <a:stretch>
+                      <a:fillRect/>
+                    </a:stretch>
+                  </pic:blipFill>
+                  <pic:spPr bwMode="auto">
+                    <a:xfrm>
+                      <a:off x="0" y="0"/>
+                      <a:ext cx="5279310" cy="2070665"/>
+                    </a:xfrm>
+                    <a:prstGeom prst="rect">
+                      <a:avLst/>
+                    </a:prstGeom>
+                    <a:ln>
+                      <a:noFill/>
+                    </a:ln>
+                    <a:extLst>
+                      <a:ext uri="{53640926-AAD7-44D8-BBD7-CCE9431645EC}">
+                        <a14:shadowObscured xmlns:a14="http://schemas.microsoft.com/office/drawing/2010/main"/>
+                      </a:ext>
+                    </a:extLst>
+                  </pic:spPr>
+                </pic:pic>
+              </a:graphicData>
+            </a:graphic>
+          </wp:inline>
+        </w:drawing>
+      </w:r>
+    </w:p>
+    <w:p/>
     <w:tbl>
       <w:tblPr>
         <w:tblStyle w:val="LightGrid-Accent1"/>
@@ -4176,6 +4185,7 @@
   <w:style w:type="character" w:default="1" w:styleId="DefaultParagraphFont">
     <w:name w:val="Default Paragraph Font"/>
     <w:uiPriority w:val="1"/>
+    <w:semiHidden/>
     <w:unhideWhenUsed/>
   </w:style>
   <w:style w:type="table" w:default="1" w:styleId="TableNormal">
